--- a/fra/docx/43.content.docx
+++ b/fra/docx/43.content.docx
@@ -136,13 +136,6 @@
         <w:rPr>
           <w:lang w:val="fr_FR" w:bidi="fr_FR"/>
         </w:rPr>
-      </w:r>
-      <w:r>
-        <w:rPr>
-          <w:i/>
-          <w:lang w:val="fr_FR" w:bidi="fr_FR"/>
-        </w:rPr>
-        <w:t>Jean 1.1, Jean 1.1 (#2), Jean 1.1–2, Jean 1.3, Jean 1.4, Jean 1.6, Jean 1.7, Jean 1.8–11, Jean 1.12, Jean 1.13, Jean 1.14, Jean 1.16, Jean 1.17, Jean 1.18, Jean 1.18 (#2), Jean 1.22–23, Jean 1.29, Jean 1.31, Jean 1.32–33, Jean 1.37, Jean 1.40, Jean 1.41, Jean 1.42, Jean 1.44, Jean 1.49, Jean 1.51, Jean 2.1–2, Jean 2.3–5, Jean 2.7–8, Jean 2.10, Jean 2.11, Jean 2.14, Jean 2.15, Jean 2.16, Jean 2.18, Jean 2.19, Jean 2.21, Jean 2.23, Jean 2.24–25, Jean 3.1, Jean 3.2, Jean 3.3–4, Jean 3.4, Jean 3.10, Jean 3.13, Jean 3.14–15, Jean 3.16, Jean 3.17, Jean 3.19, Jean 3.20, Jean 3.21, Jean 3.30, Jean 3.33, Jean 3.35, Jean 3.36, Jean 3.36 (#2), Jean 4.1–3, Jean 4.5, Jean 4.7, Jean 4.7 (#2), Jean 4.8, Jean 4.9, Jean 4.10, Jean 4.11, Jean 4.14–15, Jean 4.15, Jean 4.16, Jean 4.17, Jean 4.18, Jean 4.20, Jean 4.23–24, Jean 4.25–26, Jean 4.28–29, Jean 4.30, Jean 4.34, Jean 4.36, Jean 4.39, Jean 4.42, Jean 4.45, Jean 4.46–47, Jean 4.48, Jean 4.50, Jean 4.53, Jean 5.2, Jean 5.3–4, Jean 5.5–6, Jean 5.7, Jean 5.8–9, Jean 5.10, Jean 5.14, Jean 5.15, Jean 5.17, Jean 5.18, Jean 5.19, Jean 5.20, Jean 5.22–23, Jean 5.23, Jean 5.24, Jean 5.26, Jean 5.28–29, Jean 5.30, Jean 5.36, Jean 5.37, Jean 5.39, Jean 5.39 (#2), Jean 5.44, Jean 5.45, Jean 5.46–47, Jean 6.1, Jean 6.2, Jean 6.4–5, Jean 6.5–6, Jean 6.7, Jean 6.8–9, Jean 6.10, Jean 6.11, Jean 6.11 (#2), Jean 6.13, Jean 6.14–15, Jean 6.18, Jean 6.19, Jean 6.20, Jean 6.26, Jean 6.27, Jean 6.29, Jean 6.35, Jean 6.37, Jean 6.39–40, Jean 6.44, Jean 6.46, Jean 6.51, Jean 6.53, Jean 6.56, Jean 6.57, Jean 6.60, Jean 6.64, Jean 6.67–68, Jean 6.70–71, Jean 7.1, Jean 7.3–4, Jean 7.6, Jean 7.7, Jean 7.10, Jean 7.12, Jean 7.13, Jean 7.14, Jean 7.17, Jean 7.18, Jean 7.19, Jean 7.23, Jean 7.24, Jean 7.27, Jean 7.32, Jean 7.35–36, Jean 7.37–39, Jean 7.45–46, Jean 7.50–51, Jean 8.2–3, Jean 8.4–6, Jean 8.7, Jean 8.9, Jean 8.11, Jean 8.13, Jean 8.17–18, Jean 8.23–24, Jean 8.24, Jean 8.26–27, Jean 8.29, Jean 8.31, Jean 8.33, Jean 8.34, Jean 8.37, Jean 8.39–40, Jean 8.42, Jean 8.44, Jean 8.44 (#2), Jean 8.47, Jean 8.51, Jean 8.52, Jean 8.52–53, Jean 8.58, Jean 9.2, Jean 9.3, Jean 9.6–7, Jean 9.7, Jean 9.9, Jean 9.13, Jean 9.14, Jean 9.15, Jean 9.16, Jean 9.17, Jean 9.18, Jean 9.20, Jean 9.21, Jean 9.22, Jean 9.24, Jean 9.25, Jean 9.27, Jean 9.31, Jean 9.34, Jean 9.35, Jean 9.35–36, Jean 9.38, Jean 9.41, Jean 10.1, Jean 10.2, Jean 10.3–4, Jean 10.5, Jean 10.7–8, Jean 10.9, Jean 10.11, Jean 10.16, Jean 10.17, Jean 10.18, Jean 10.18 (#2), Jean 10.19–21, Jean 10.24, Jean 10.25–26, Jean 10.28, Jean 10.29, Jean 10.29 (#2), Jean 10.33, Jean 10.34–36, Jean 10.37–38, Jean 10.38, Jean 10.39, Jean 10.40, Jean 10.41–42, Jean 11.1–2, Jean 11.4, Jean 11.6, Jean 11.8, Jean 11.9, Jean 11.10, Jean 11.12–13, Jean 11.13, Jean 11.15, Jean 11.16, Jean 11.17, Jean 11.20, Jean 11.22, Jean 11.24, Jean 11.25–26, Jean 11.27, Jean 11.29, Jean 11.31, Jean 11.33–35, Jean 11.36, Jean 11.39, Jean 11.40, Jean 11.41, Jean 11.42, Jean 11.44, Jean 11.45–46, Jean 11.50, Jean 11.53, Jean 11.54, Jean 11.57, Jean 12.1, Jean 12.3, Jean 12.4–6, Jean 12.7–8, Jean 12.9, Jean 12.10–11, Jean 12.13, Jean 12.14–15, Jean 12.17–18, Jean 12.23, Jean 12.24, Jean 12.25, Jean 12.26, Jean 12.28, Jean 12.30, Jean 12.31, Jean 12.32–33, Jean 12.34–35, Jean 12.35–36, Jean 12.37–38, Jean 12.39–40, Jean 12.41, Jean 12.42–43, Jean 12.44–45, Jean 12.47, Jean 12.48, Jean 12.49, Jean 12.50, Jean 13.1, Jean 13.2, Jean 13.3, Jean 13.3 (#2), Jean 13.4–5, Jean 13.8, Jean 13.11, Jean 13.14–15, Jean 13.16, Jean 13.18, Jean 13.19, Jean 13.20, Jean 13.24, Jean 13.26, Jean 13.27, Jean 13.30, Jean 13.31, Jean 13.33, Jean 13.34, Jean 13.35, Jean 13.38, Jean 14.1–3, Jean 14.2, Jean 14.3, Jean 14.6, Jean 14.8, Jean 14.10, Jean 14.11, Jean 14.12, Jean 14.13, Jean 14.15, Jean 14.17, Jean 14.17 (#2), Jean 14.17 (#3), Jean 14.21, Jean 14.26, Jean 14.28, Jean 14.30, Jean 15.1, Jean 15.1 (#2), Jean 15.2, Jean 15.3, Jean 15.5, Jean 15.5 (#2), Jean 15.6, Jean 15.7, Jean 15.8, Jean 15.10, Jean 15.13, Jean 15.14, Jean 15.15, Jean 15.19, Jean 15.24, Jean 15.26–27, Jean 15.27, Jean 16.1, Jean 16.3, Jean 16.4, Jean 16.7, Jean 16.8, Jean 16.13, Jean 16:14, Jean 16.15, Jean 16.17–18, Jean 16.20, Jean 16.22, Jean 16.24, Jean 16.27, Jean 16.28, Jean 16.32, Jean 16.32 (#2), Jean 16.33, Jean 17.2, Jean 17.3, Jean 17.4, Jean 17.5, Jean 17.6, Jean 17.8, Jean 17.9, Jean 17.11, Jean 17.12, Jean 17.15, Jean 17.19, Jean 17.20, Jean 17.21, Jean 17.23, Jean 17.24, Jean 17.26, Jean 18.1, Jean 18.2, Jean 18.3, Jean 18.4, Jean 18.6, Jean 18.8–9, Jean 18.10–11, Jean 18.13, Jean 18.13 (#2), Jean 18.16, Jean 18.19–21, Jean 18.24, Jean 18.25–26, Jean 18.27, Jean 18.28, Jean 18.29–30, Jean 18.31, Jean 18.33–35, Jean 18.36, Jean 18.37, Jean 18.38, Jean 18.39–40, Jean 19.2–3, Jean 19.4, Jean 19.5, Jean 19.6, Jean 19.7–8, Jean 19.9, Jean 19.11, Jean 19.12, Jean 19.15–16, Jean 19.17–18, Jean 19.18, Jean 19.19, Jean 19.20, Jean 19.23, Jean 19.23–24, Jean 19.24, Jean 19.25–26, Jean 19.26, Jean 19.27, Jean 19.28, Jean 19.29–30, Jean 19.31, Jean 19.33, Jean 19.34, Jean 19.35, Jean 19.36–37, Jean 19.38, Jean 19.39, Jean 19.40–41, Jean 20.1, Jean 20.1 (#2), Jean 20.2, Jean 20.3–4, Jean 20.6–7, Jean 20.8, Jean 20.12, Jean 20.13, Jean 20.14, Jean 20.15, Jean 20.16, Jean 20.17, Jean 20.17 (#2), Jean 20.18, Jean 20.19, Jean 20.20, Jean 20.21, Jean 20.22–23, Jean 20.24, Jean 20.25, Jean 20.26, Jean 20.27, Jean 20.28, Jean 20.29, Jean 20.30, Jean 20.31, Jean 21.1, Jean 21.2, Jean 21.3, Jean 21.6, Jean 21.6 (#2), Jean 21.7, Jean 21.8, Jean 21.10, Jean 21.14, Jean 21.15, Jean 21.17, Jean 21.17 (#2), Jean 21.18, Jean 21.19, Jean 21.21, Jean 21.22, Jean 21.24</w:t>
       </w:r>
       <w:r>
         <w:rPr>

--- a/fra/docx/43.content.docx
+++ b/fra/docx/43.content.docx
@@ -123,19 +123,6 @@
           <w:lang w:val="fr_FR" w:bidi="fr_FR"/>
         </w:rPr>
         <w:t>JHN</w:t>
-      </w:r>
-      <w:r>
-        <w:rPr>
-          <w:lang w:val="fr_FR" w:bidi="fr_FR"/>
-        </w:rPr>
-      </w:r>
-    </w:p>
-    <w:p>
-      <w:pPr/>
-      <w:r>
-        <w:rPr>
-          <w:lang w:val="fr_FR" w:bidi="fr_FR"/>
-        </w:rPr>
       </w:r>
       <w:r>
         <w:rPr>

--- a/fra/docx/43.content.docx
+++ b/fra/docx/43.content.docx
@@ -19,7 +19,7 @@
         <w:rPr>
           <w:lang w:val="fr_FR" w:bidi="fr_FR"/>
         </w:rPr>
-        <w:t>Resource: Questions de Traduction (unfoldingWord)</w:t>
+        <w:t>Resource: unfoldingWord® Translation Questions</w:t>
       </w:r>
       <w:r>
         <w:rPr>
@@ -85,7 +85,7 @@
         <w:rPr>
           <w:lang w:val="fr_FR" w:bidi="fr_FR"/>
         </w:rPr>
-        <w:t>Questions de Traduction (unfoldingWord)</w:t>
+        <w:t>unfoldingWord® Translation Questions</w:t>
       </w:r>
     </w:p>
     <w:p>
